--- a/小野町_引継ぎ_整理済/04_算定・見込量/小野町_見える化ワークシートの確認結果_20260915.docx
+++ b/小野町_引継ぎ_整理済/04_算定・見込量/小野町_見える化ワークシートの確認結果_20260915.docx
@@ -475,7 +475,436 @@
     <w:p/>
     <w:p>
       <w:r>
-        <w:t>第1号被保険者数も、見える化の第10期3年計10,275人に対し、こちらが用いている第10期将来推計用推計人口では10,284人で、差は9人（0.09％）です。認定者数は見える化が令和9年度849人・令和10年度850人・令和11年度841人としています。</w:t>
+        <w:t>第1号被保険者数も、見える化の第10期3年計10,275人に対し、こちらが用いている第10期将来推計用推計人口では10,284人で、差は9人（0.09％）です。分母となる人口には差がありません。</w:t>
+      </w:r>
+    </w:p>
+    <w:p>
+      <w:r>
+        <w:t>いっぽう認定者数は8％前後ずれています。見える化は令和9年度849人・令和10年度850人・令和11年度841人、こちらは令和9年度782人・令和10年度781人・令和11年度780人です。</w:t>
+      </w:r>
+    </w:p>
+    <w:tbl>
+      <w:tblPr>
+        <w:tblStyle w:val="TableGrid"/>
+        <w:tblW w:type="auto" w:w="0"/>
+        <w:tblLook w:firstColumn="1" w:firstRow="1" w:lastColumn="0" w:lastRow="0" w:noHBand="0" w:noVBand="1" w:val="04A0"/>
+      </w:tblPr>
+      <w:tblGrid>
+        <w:gridCol w:w="1728"/>
+        <w:gridCol w:w="1728"/>
+        <w:gridCol w:w="1728"/>
+        <w:gridCol w:w="1728"/>
+        <w:gridCol w:w="1728"/>
+      </w:tblGrid>
+      <w:tr>
+        <w:tc>
+          <w:tcPr>
+            <w:tcW w:type="dxa" w:w="1728"/>
+          </w:tcPr>
+          <w:p>
+            <w:r>
+              <w:rPr>
+                <w:b/>
+                <w:sz w:val="18"/>
+              </w:rPr>
+              <w:t>年度</w:t>
+            </w:r>
+          </w:p>
+        </w:tc>
+        <w:tc>
+          <w:tcPr>
+            <w:tcW w:type="dxa" w:w="1728"/>
+          </w:tcPr>
+          <w:p>
+            <w:r>
+              <w:rPr>
+                <w:b/>
+                <w:sz w:val="18"/>
+              </w:rPr>
+              <w:t>見える化（人）</w:t>
+            </w:r>
+          </w:p>
+        </w:tc>
+        <w:tc>
+          <w:tcPr>
+            <w:tcW w:type="dxa" w:w="1728"/>
+          </w:tcPr>
+          <w:p>
+            <w:r>
+              <w:rPr>
+                <w:b/>
+                <w:sz w:val="18"/>
+              </w:rPr>
+              <w:t>こちらの算定（人）</w:t>
+            </w:r>
+          </w:p>
+        </w:tc>
+        <w:tc>
+          <w:tcPr>
+            <w:tcW w:type="dxa" w:w="1728"/>
+          </w:tcPr>
+          <w:p>
+            <w:r>
+              <w:rPr>
+                <w:b/>
+                <w:sz w:val="18"/>
+              </w:rPr>
+              <w:t>差</w:t>
+            </w:r>
+          </w:p>
+        </w:tc>
+        <w:tc>
+          <w:tcPr>
+            <w:tcW w:type="dxa" w:w="1728"/>
+          </w:tcPr>
+          <w:p>
+            <w:r>
+              <w:rPr>
+                <w:b/>
+                <w:sz w:val="18"/>
+              </w:rPr>
+              <w:t>差率</w:t>
+            </w:r>
+          </w:p>
+        </w:tc>
+      </w:tr>
+      <w:tr>
+        <w:tc>
+          <w:tcPr>
+            <w:tcW w:type="dxa" w:w="1728"/>
+          </w:tcPr>
+          <w:p>
+            <w:r>
+              <w:rPr>
+                <w:sz w:val="18"/>
+              </w:rPr>
+              <w:t>令和9年度</w:t>
+            </w:r>
+          </w:p>
+        </w:tc>
+        <w:tc>
+          <w:tcPr>
+            <w:tcW w:type="dxa" w:w="1728"/>
+          </w:tcPr>
+          <w:p>
+            <w:pPr>
+              <w:jc w:val="right"/>
+            </w:pPr>
+            <w:r>
+              <w:rPr>
+                <w:sz w:val="18"/>
+              </w:rPr>
+              <w:t>849</w:t>
+            </w:r>
+          </w:p>
+        </w:tc>
+        <w:tc>
+          <w:tcPr>
+            <w:tcW w:type="dxa" w:w="1728"/>
+          </w:tcPr>
+          <w:p>
+            <w:pPr>
+              <w:jc w:val="right"/>
+            </w:pPr>
+            <w:r>
+              <w:rPr>
+                <w:sz w:val="18"/>
+              </w:rPr>
+              <w:t>782</w:t>
+            </w:r>
+          </w:p>
+        </w:tc>
+        <w:tc>
+          <w:tcPr>
+            <w:tcW w:type="dxa" w:w="1728"/>
+          </w:tcPr>
+          <w:p>
+            <w:pPr>
+              <w:jc w:val="right"/>
+            </w:pPr>
+            <w:r>
+              <w:rPr>
+                <w:sz w:val="18"/>
+              </w:rPr>
+              <w:t>+67</w:t>
+            </w:r>
+          </w:p>
+        </w:tc>
+        <w:tc>
+          <w:tcPr>
+            <w:tcW w:type="dxa" w:w="1728"/>
+          </w:tcPr>
+          <w:p>
+            <w:pPr>
+              <w:jc w:val="right"/>
+            </w:pPr>
+            <w:r>
+              <w:rPr>
+                <w:sz w:val="18"/>
+              </w:rPr>
+              <w:t>+8.6％</w:t>
+            </w:r>
+          </w:p>
+        </w:tc>
+      </w:tr>
+      <w:tr>
+        <w:tc>
+          <w:tcPr>
+            <w:tcW w:type="dxa" w:w="1728"/>
+          </w:tcPr>
+          <w:p>
+            <w:r>
+              <w:rPr>
+                <w:sz w:val="18"/>
+              </w:rPr>
+              <w:t>令和10年度</w:t>
+            </w:r>
+          </w:p>
+        </w:tc>
+        <w:tc>
+          <w:tcPr>
+            <w:tcW w:type="dxa" w:w="1728"/>
+          </w:tcPr>
+          <w:p>
+            <w:pPr>
+              <w:jc w:val="right"/>
+            </w:pPr>
+            <w:r>
+              <w:rPr>
+                <w:sz w:val="18"/>
+              </w:rPr>
+              <w:t>850</w:t>
+            </w:r>
+          </w:p>
+        </w:tc>
+        <w:tc>
+          <w:tcPr>
+            <w:tcW w:type="dxa" w:w="1728"/>
+          </w:tcPr>
+          <w:p>
+            <w:pPr>
+              <w:jc w:val="right"/>
+            </w:pPr>
+            <w:r>
+              <w:rPr>
+                <w:sz w:val="18"/>
+              </w:rPr>
+              <w:t>781</w:t>
+            </w:r>
+          </w:p>
+        </w:tc>
+        <w:tc>
+          <w:tcPr>
+            <w:tcW w:type="dxa" w:w="1728"/>
+          </w:tcPr>
+          <w:p>
+            <w:pPr>
+              <w:jc w:val="right"/>
+            </w:pPr>
+            <w:r>
+              <w:rPr>
+                <w:sz w:val="18"/>
+              </w:rPr>
+              <w:t>+69</w:t>
+            </w:r>
+          </w:p>
+        </w:tc>
+        <w:tc>
+          <w:tcPr>
+            <w:tcW w:type="dxa" w:w="1728"/>
+          </w:tcPr>
+          <w:p>
+            <w:pPr>
+              <w:jc w:val="right"/>
+            </w:pPr>
+            <w:r>
+              <w:rPr>
+                <w:sz w:val="18"/>
+              </w:rPr>
+              <w:t>+8.8％</w:t>
+            </w:r>
+          </w:p>
+        </w:tc>
+      </w:tr>
+      <w:tr>
+        <w:tc>
+          <w:tcPr>
+            <w:tcW w:type="dxa" w:w="1728"/>
+          </w:tcPr>
+          <w:p>
+            <w:r>
+              <w:rPr>
+                <w:sz w:val="18"/>
+              </w:rPr>
+              <w:t>令和11年度</w:t>
+            </w:r>
+          </w:p>
+        </w:tc>
+        <w:tc>
+          <w:tcPr>
+            <w:tcW w:type="dxa" w:w="1728"/>
+          </w:tcPr>
+          <w:p>
+            <w:pPr>
+              <w:jc w:val="right"/>
+            </w:pPr>
+            <w:r>
+              <w:rPr>
+                <w:sz w:val="18"/>
+              </w:rPr>
+              <w:t>841</w:t>
+            </w:r>
+          </w:p>
+        </w:tc>
+        <w:tc>
+          <w:tcPr>
+            <w:tcW w:type="dxa" w:w="1728"/>
+          </w:tcPr>
+          <w:p>
+            <w:pPr>
+              <w:jc w:val="right"/>
+            </w:pPr>
+            <w:r>
+              <w:rPr>
+                <w:sz w:val="18"/>
+              </w:rPr>
+              <w:t>780</w:t>
+            </w:r>
+          </w:p>
+        </w:tc>
+        <w:tc>
+          <w:tcPr>
+            <w:tcW w:type="dxa" w:w="1728"/>
+          </w:tcPr>
+          <w:p>
+            <w:pPr>
+              <w:jc w:val="right"/>
+            </w:pPr>
+            <w:r>
+              <w:rPr>
+                <w:sz w:val="18"/>
+              </w:rPr>
+              <w:t>+61</w:t>
+            </w:r>
+          </w:p>
+        </w:tc>
+        <w:tc>
+          <w:tcPr>
+            <w:tcW w:type="dxa" w:w="1728"/>
+          </w:tcPr>
+          <w:p>
+            <w:pPr>
+              <w:jc w:val="right"/>
+            </w:pPr>
+            <w:r>
+              <w:rPr>
+                <w:sz w:val="18"/>
+              </w:rPr>
+              <w:t>+7.8％</w:t>
+            </w:r>
+          </w:p>
+        </w:tc>
+      </w:tr>
+      <w:tr>
+        <w:tc>
+          <w:tcPr>
+            <w:tcW w:type="dxa" w:w="1728"/>
+          </w:tcPr>
+          <w:p>
+            <w:r>
+              <w:rPr>
+                <w:sz w:val="18"/>
+              </w:rPr>
+              <w:t>3年計</w:t>
+            </w:r>
+          </w:p>
+        </w:tc>
+        <w:tc>
+          <w:tcPr>
+            <w:tcW w:type="dxa" w:w="1728"/>
+          </w:tcPr>
+          <w:p>
+            <w:pPr>
+              <w:jc w:val="right"/>
+            </w:pPr>
+            <w:r>
+              <w:rPr>
+                <w:sz w:val="18"/>
+              </w:rPr>
+              <w:t>2,540</w:t>
+            </w:r>
+          </w:p>
+        </w:tc>
+        <w:tc>
+          <w:tcPr>
+            <w:tcW w:type="dxa" w:w="1728"/>
+          </w:tcPr>
+          <w:p>
+            <w:pPr>
+              <w:jc w:val="right"/>
+            </w:pPr>
+            <w:r>
+              <w:rPr>
+                <w:sz w:val="18"/>
+              </w:rPr>
+              <w:t>2,343</w:t>
+            </w:r>
+          </w:p>
+        </w:tc>
+        <w:tc>
+          <w:tcPr>
+            <w:tcW w:type="dxa" w:w="1728"/>
+          </w:tcPr>
+          <w:p>
+            <w:pPr>
+              <w:jc w:val="right"/>
+            </w:pPr>
+            <w:r>
+              <w:rPr>
+                <w:sz w:val="18"/>
+              </w:rPr>
+              <w:t>+197</w:t>
+            </w:r>
+          </w:p>
+        </w:tc>
+        <w:tc>
+          <w:tcPr>
+            <w:tcW w:type="dxa" w:w="1728"/>
+          </w:tcPr>
+          <w:p>
+            <w:pPr>
+              <w:jc w:val="right"/>
+            </w:pPr>
+            <w:r>
+              <w:rPr>
+                <w:sz w:val="18"/>
+              </w:rPr>
+              <w:t>+8.4％</w:t>
+            </w:r>
+          </w:p>
+        </w:tc>
+      </w:tr>
+    </w:tbl>
+    <w:p/>
+    <w:p>
+      <w:r>
+        <w:t>差の原因は基点の置き方です。見える化の自然体推計は直近年度の認定率を基点とし、そこに変化分（初期値は令和3年度→令和4年度の変化）を加えていきます。この直近年度の認定率は令和7年9月の865人によっています。令和7年9月は、国保連の月報で認定者数が961人から862人へ一段下がった月の直後であり、その後さらに866人から794人へ減っていく途中の点です。見える化はこの後半の減少を織り込んでいません。</w:t>
+      </w:r>
+    </w:p>
+    <w:p>
+      <w:r>
+        <w:t>こちらの算定は、年齢階層別の認定率（令和7年度実績）を第10期将来推計用推計人口の年齢階層別人口に乗じており、令和8年3月末の第1号被保険者の認定者783人と接続します。認定者数の絶対水準としては、こちらの782人前後が令和8年3月末の実績に沿います。</w:t>
+      </w:r>
+    </w:p>
+    <w:p>
+      <w:r>
+        <w:t>ただし、この差が見込量にそのまま出るわけではありません。見える化の見込量は「第1号被保険者数×認定率×利用率」の3段の掛け算で、利用率の分母は認定者数（在宅サービスは認定者数から施設・居住系の利用者数を引いたもの）です。認定率が高く出れば利用率が同じだけ低く出るため、認定率と利用率を断層の同じ側からそろえて採る限り、積は変わりません。したがって認定者数の差は、見込量そのものよりも、計画書に載せる認定者数の表と、認定率を使う指標の側に影響します。**計画書に載せる認定者数は、令和8年3月末の実績と接続するこちらの系列を採ります。**</w:t>
+      </w:r>
+    </w:p>
+    <w:p/>
+    <w:p>
+      <w:r>
+        <w:t>なお、見える化のワークシートの令和6年度の列は、指標によって年度がそろっていません。給付費の欄は14サービスすべてで年報の令和5年度と比が1.000で一致し、実体は令和5年度の実績です。同じ列の認定者数937人は、国保連の令和6年10月審査分（令和6年9月提供分）と一致します。列見出しの年度をそのまま読むと1年ずれますので、ワークシートから実績を読み取る際は指標ごとに年度を確かめる必要があります。</w:t>
       </w:r>
     </w:p>
     <w:p>
@@ -1977,7 +2406,7 @@
               <w:rPr>
                 <w:sz w:val="18"/>
               </w:rPr>
-              <w:t>6,569円</w:t>
+              <w:t>6,570円</w:t>
             </w:r>
           </w:p>
         </w:tc>
@@ -1993,7 +2422,7 @@
               <w:rPr>
                 <w:sz w:val="18"/>
               </w:rPr>
-              <w:t>-31円</w:t>
+              <w:t>-30円</w:t>
             </w:r>
           </w:p>
         </w:tc>
@@ -2024,7 +2453,7 @@
               <w:rPr>
                 <w:sz w:val="18"/>
               </w:rPr>
-              <w:t>6,466円</w:t>
+              <w:t>6,467円</w:t>
             </w:r>
           </w:p>
         </w:tc>
@@ -2040,7 +2469,7 @@
               <w:rPr>
                 <w:sz w:val="18"/>
               </w:rPr>
-              <w:t>-134円</w:t>
+              <w:t>-133円</w:t>
             </w:r>
           </w:p>
         </w:tc>
@@ -2096,7 +2525,7 @@
     <w:p/>
     <w:p>
       <w:r>
-        <w:t>いずれも第9期の6,600円を下回ります。ただし第1号被保険者負担割合が24％になると6,867円となり、6,600円を上回ります。保険料の水準を決めるのは給付費の精度ではなく、第1号被保険者負担割合と調整交付金の見込交付割合という制度側の2つです。</w:t>
+        <w:t>いずれも第9期の6,600円を下回ります。ただし第1号被保険者負担割合が24％になると6,868円となり、6,600円を上回ります。保険料の水準を決めるのは給付費の精度ではなく、第1号被保険者負担割合と調整交付金の見込交付割合という制度側の2つです。</w:t>
       </w:r>
     </w:p>
     <w:p>
@@ -2447,7 +2876,7 @@
               <w:rPr>
                 <w:sz w:val="18"/>
               </w:rPr>
-              <w:t>見込交付割合5.963％</w:t>
+              <w:t>見込交付割合6.148％</w:t>
             </w:r>
           </w:p>
         </w:tc>
